--- a/Mega_2560/SoutheastCon_Arduino_05_I2C_Accelerometer.docx
+++ b/Mega_2560/SoutheastCon_Arduino_05_I2C_Accelerometer.docx
@@ -39,44 +39,22 @@
       </w:r>
     </w:p>
     <w:p>
-      <w:rPr>
-        <w:i/>
-      </w:rPr>
       <w:pPr>
         <w:spacing w:line="240" w:lineRule="auto"/>
-      </w:pPr>
-      <w:r>
-        <w:t xml:space="preserve">In this tutorial, you will learn how to connect an MPU-6050 motion sensor to the Arduino Mega 2560 using I²C. You will read the sensor's three accelerometer axes, three gyroscope axes, and its internal temperature, then send all seven values to the Arduino Serial Plotter. This tutorial combines I²C communication, sensor data, the non-blocking </w:t>
-      </w:r>
-      <w:proofErr w:type="spellStart"/>
-      <w:proofErr w:type="gramStart"/>
-      <w:r>
-        <w:t>millis</w:t>
-      </w:r>
-      <w:proofErr w:type="spellEnd"/>
-      <w:r>
-        <w:t>(</w:t>
-      </w:r>
-      <w:proofErr w:type="gramEnd"/>
-      <w:r>
-        <w:t xml:space="preserve">) timing technique from the </w:t>
+        <w:rPr>
+          <w:i/>
+        </w:rPr>
+      </w:pPr>
+      <w:r>
+        <w:t xml:space="preserve">In this tutorial, you will learn how to connect an MPU-6050 motion sensor to the Arduino Mega 2560 using I²C. You will read the sensor's three accelerometer axes, three gyroscope axes, and its internal temperature, then send all seven values to the Arduino Serial Plotter. This tutorial combines I²C communication, sensor data, the non-blocking millis() timing technique from the </w:t>
       </w:r>
       <w:r>
         <w:rPr>
           <w:i/>
           <w:iCs/>
         </w:rPr>
-        <w:t xml:space="preserve">Arduino 4 — Non-Blocking Timing with millis()</w:t>
-      </w:r>
-      <w:proofErr w:type="spellStart"/>
-      <w:r>
-        <w:rPr>
-          <w:i/>
-          <w:iCs/>
-        </w:rPr>
-        <w:t/>
-      </w:r>
-      <w:proofErr w:type="spellEnd"/>
+        <w:t>Arduino 4 — Non-Blocking Timing with millis()</w:t>
+      </w:r>
       <w:r>
         <w:t xml:space="preserve"> </w:t>
       </w:r>
@@ -427,6 +405,7 @@
               <w:spacing w:line="240" w:lineRule="auto"/>
             </w:pPr>
             <w:r>
+              <w:lastRenderedPageBreak/>
               <w:t>SDA</w:t>
             </w:r>
           </w:p>
@@ -596,15 +575,7 @@
         <w:ind w:left="259" w:right="259"/>
       </w:pPr>
       <w:r>
-        <w:t>#include &lt;</w:t>
-      </w:r>
-      <w:proofErr w:type="spellStart"/>
-      <w:r>
-        <w:t>Wire.h</w:t>
-      </w:r>
-      <w:proofErr w:type="spellEnd"/>
-      <w:r>
-        <w:t>&gt;</w:t>
+        <w:t>#include &lt;Wire.h&gt;</w:t>
       </w:r>
       <w:r>
         <w:br/>
@@ -612,51 +583,22 @@
       </w:r>
       <w:r>
         <w:br/>
-        <w:t>#include &lt;</w:t>
-      </w:r>
-      <w:proofErr w:type="spellStart"/>
-      <w:r>
-        <w:t>Adafruit_Sensor.h</w:t>
-      </w:r>
-      <w:proofErr w:type="spellEnd"/>
-      <w:r>
-        <w:t>&gt;</w:t>
+        <w:t>#include &lt;Adafruit_Sensor.h&gt;</w:t>
       </w:r>
       <w:r>
         <w:br/>
       </w:r>
       <w:r>
         <w:br/>
-        <w:t xml:space="preserve">Adafruit_MPU6050 </w:t>
-      </w:r>
-      <w:proofErr w:type="spellStart"/>
-      <w:r>
-        <w:t>mpu</w:t>
-      </w:r>
-      <w:proofErr w:type="spellEnd"/>
-      <w:r>
-        <w:t>;</w:t>
+        <w:t>Adafruit_MPU6050 mpu;</w:t>
       </w:r>
     </w:p>
     <w:p>
       <w:pPr>
         <w:spacing w:line="240" w:lineRule="auto"/>
       </w:pPr>
-      <w:proofErr w:type="spellStart"/>
-      <w:r>
-        <w:t>Wire.h</w:t>
-      </w:r>
-      <w:proofErr w:type="spellEnd"/>
-      <w:r>
-        <w:t xml:space="preserve"> provides the Arduino I²C interface. Adafruit_MPU6050 provides the functions used to communicate with the sensor, and </w:t>
-      </w:r>
-      <w:proofErr w:type="spellStart"/>
-      <w:r>
-        <w:t>Adafruit_Sensor</w:t>
-      </w:r>
-      <w:proofErr w:type="spellEnd"/>
-      <w:r>
-        <w:t xml:space="preserve"> provides the common sensor data structures used by the library.</w:t>
+      <w:r>
+        <w:t>Wire.h provides the Arduino I²C interface. Adafruit_MPU6050 provides the functions used to communicate with the sensor, and Adafruit_Sensor provides the common sensor data structures used by the library.</w:t>
       </w:r>
     </w:p>
     <w:p>
@@ -679,17 +621,7 @@
         <w:spacing w:line="240" w:lineRule="auto"/>
       </w:pPr>
       <w:r>
-        <w:t xml:space="preserve">In the code segment below, </w:t>
-      </w:r>
-      <w:proofErr w:type="spellStart"/>
-      <w:proofErr w:type="gramStart"/>
-      <w:r>
-        <w:t>mpu.begin</w:t>
-      </w:r>
-      <w:proofErr w:type="spellEnd"/>
-      <w:proofErr w:type="gramEnd"/>
-      <w:r>
-        <w:t>() attempts to communicate with the MPU-6050. If the sensor cannot be found, the program prints an error and stops. This is useful when troubleshooting wiring or power.</w:t>
+        <w:t>In the code segment below, mpu.begin() attempts to communicate with the MPU-6050. If the sensor cannot be found, the program prints an error and stops. This is useful when troubleshooting wiring or power.</w:t>
       </w:r>
     </w:p>
     <w:p>
@@ -700,15 +632,7 @@
         <w:ind w:left="259" w:right="259"/>
       </w:pPr>
       <w:r>
-        <w:t xml:space="preserve">void </w:t>
-      </w:r>
-      <w:proofErr w:type="gramStart"/>
-      <w:r>
-        <w:t>setup(</w:t>
-      </w:r>
-      <w:proofErr w:type="gramEnd"/>
-      <w:r>
-        <w:t>)</w:t>
+        <w:t>void setup()</w:t>
       </w:r>
       <w:r>
         <w:br/>
@@ -716,30 +640,14 @@
       </w:r>
       <w:r>
         <w:br/>
-        <w:t xml:space="preserve">  </w:t>
-      </w:r>
-      <w:proofErr w:type="spellStart"/>
-      <w:r>
-        <w:t>Serial.begin</w:t>
-      </w:r>
-      <w:proofErr w:type="spellEnd"/>
-      <w:r>
-        <w:t>(115200);</w:t>
+        <w:t xml:space="preserve">  Serial.begin(115200);</w:t>
       </w:r>
       <w:r>
         <w:br/>
       </w:r>
       <w:r>
         <w:br/>
-        <w:t xml:space="preserve">  if (!</w:t>
-      </w:r>
-      <w:proofErr w:type="spellStart"/>
-      <w:r>
-        <w:t>mpu.begin</w:t>
-      </w:r>
-      <w:proofErr w:type="spellEnd"/>
-      <w:r>
-        <w:t>())</w:t>
+        <w:t xml:space="preserve">  if (!mpu.begin())</w:t>
       </w:r>
       <w:r>
         <w:br/>
@@ -747,15 +655,7 @@
       </w:r>
       <w:r>
         <w:br/>
-        <w:t xml:space="preserve">    </w:t>
-      </w:r>
-      <w:proofErr w:type="spellStart"/>
-      <w:r>
-        <w:t>Serial.println</w:t>
-      </w:r>
-      <w:proofErr w:type="spellEnd"/>
-      <w:r>
-        <w:t>("MPU-6050 not found");</w:t>
+        <w:t xml:space="preserve">    Serial.println("MPU-6050 not found");</w:t>
       </w:r>
       <w:r>
         <w:br/>
@@ -770,15 +670,7 @@
       </w:r>
       <w:r>
         <w:br/>
-        <w:t xml:space="preserve">  </w:t>
-      </w:r>
-      <w:proofErr w:type="spellStart"/>
-      <w:r>
-        <w:t>Serial.println</w:t>
-      </w:r>
-      <w:proofErr w:type="spellEnd"/>
-      <w:r>
-        <w:t>("MPU-6050 found");</w:t>
+        <w:t xml:space="preserve">  Serial.println("MPU-6050 found");</w:t>
       </w:r>
       <w:r>
         <w:br/>
@@ -818,51 +710,23 @@
         <w:spacing w:line="240" w:lineRule="auto"/>
         <w:ind w:left="259" w:right="259"/>
       </w:pPr>
-      <w:proofErr w:type="spellStart"/>
-      <w:r>
-        <w:t>sensors_event_t</w:t>
-      </w:r>
-      <w:proofErr w:type="spellEnd"/>
-      <w:r>
-        <w:t xml:space="preserve"> accel;</w:t>
+      <w:r>
+        <w:t>sensors_event_t accel;</w:t>
       </w:r>
       <w:r>
         <w:br/>
-      </w:r>
-      <w:proofErr w:type="spellStart"/>
-      <w:r>
-        <w:t>sensors_event_t</w:t>
-      </w:r>
-      <w:proofErr w:type="spellEnd"/>
-      <w:r>
-        <w:t xml:space="preserve"> gyro;</w:t>
+        <w:t>sensors_event_t gyro;</w:t>
       </w:r>
       <w:r>
         <w:br/>
-      </w:r>
-      <w:proofErr w:type="spellStart"/>
-      <w:r>
-        <w:t>sensors_event_t</w:t>
-      </w:r>
-      <w:proofErr w:type="spellEnd"/>
-      <w:r>
-        <w:t xml:space="preserve"> temp;</w:t>
+        <w:t>sensors_event_t temp;</w:t>
       </w:r>
       <w:r>
         <w:br/>
       </w:r>
       <w:r>
         <w:br/>
-      </w:r>
-      <w:proofErr w:type="spellStart"/>
-      <w:proofErr w:type="gramStart"/>
-      <w:r>
-        <w:t>mpu.getEvent</w:t>
-      </w:r>
-      <w:proofErr w:type="spellEnd"/>
-      <w:proofErr w:type="gramEnd"/>
-      <w:r>
-        <w:t>(&amp;accel, &amp;gyro, &amp;temp);</w:t>
+        <w:t>mpu.getEvent(&amp;accel, &amp;gyro, &amp;temp);</w:t>
       </w:r>
     </w:p>
     <w:p>
@@ -875,6 +739,7 @@
         <w:spacing w:line="240" w:lineRule="auto"/>
       </w:pPr>
       <w:r>
+        <w:lastRenderedPageBreak/>
         <w:t>This call fills three sensor-event structures. We will use accel for the three accelerometer values, gyro for the three gyroscope values, and temp for the MPU-6050's internal temperature measurement.</w:t>
       </w:r>
     </w:p>
@@ -1298,83 +1163,31 @@
         <w:rPr>
           <w:rFonts w:ascii="Calibri" w:hAnsi="Calibri" w:cs="Calibri"/>
         </w:rPr>
-        <w:t xml:space="preserve">Part 9 — Why We Do Not Use </w:t>
-      </w:r>
-      <w:proofErr w:type="gramStart"/>
-      <w:r>
-        <w:rPr>
-          <w:rFonts w:ascii="Calibri" w:hAnsi="Calibri" w:cs="Calibri"/>
-        </w:rPr>
-        <w:t>delay(</w:t>
-      </w:r>
-      <w:proofErr w:type="gramEnd"/>
-      <w:r>
-        <w:rPr>
-          <w:rFonts w:ascii="Calibri" w:hAnsi="Calibri" w:cs="Calibri"/>
-        </w:rPr>
-        <w:t>)</w:t>
+        <w:t>Part 9 — Why We Do Not Use delay()</w:t>
       </w:r>
     </w:p>
     <w:p>
-      <w:rPr>
-        <w:i/>
-      </w:rPr>
       <w:pPr>
         <w:spacing w:line="240" w:lineRule="auto"/>
-      </w:pPr>
-      <w:r>
-        <w:t xml:space="preserve">In earlier Arduino work, </w:t>
-      </w:r>
-      <w:proofErr w:type="gramStart"/>
-      <w:r>
-        <w:t>delay(</w:t>
-      </w:r>
-      <w:proofErr w:type="gramEnd"/>
-      <w:r>
-        <w:t xml:space="preserve">) may have been used to pause the program. In this tutorial we will deliberately use the non-blocking </w:t>
-      </w:r>
-      <w:proofErr w:type="spellStart"/>
-      <w:proofErr w:type="gramStart"/>
-      <w:r>
-        <w:t>millis</w:t>
-      </w:r>
-      <w:proofErr w:type="spellEnd"/>
-      <w:r>
-        <w:t>(</w:t>
-      </w:r>
-      <w:proofErr w:type="gramEnd"/>
-      <w:r>
-        <w:t xml:space="preserve">) technique learned in the </w:t>
+        <w:rPr>
+          <w:i/>
+        </w:rPr>
+      </w:pPr>
+      <w:r>
+        <w:t xml:space="preserve">In earlier Arduino work, delay() may have been used to pause the program. In this tutorial we will deliberately use the non-blocking millis() technique learned in the </w:t>
       </w:r>
       <w:r>
         <w:rPr>
           <w:i/>
           <w:iCs/>
         </w:rPr>
-        <w:t xml:space="preserve">Arduino 4 — Non-Blocking Timing with millis()</w:t>
-      </w:r>
-      <w:proofErr w:type="spellStart"/>
-      <w:r>
-        <w:rPr>
-          <w:i/>
-          <w:iCs/>
-        </w:rPr>
-        <w:t/>
-      </w:r>
-      <w:proofErr w:type="spellEnd"/>
+        <w:t>Arduino 4 — Non-Blocking Timing with millis()</w:t>
+      </w:r>
       <w:r>
         <w:t xml:space="preserve"> </w:t>
       </w:r>
       <w:r>
-        <w:t xml:space="preserve">tutorial. This allows the program to decide when it is time for another sensor reading without stopping the processor with </w:t>
-      </w:r>
-      <w:proofErr w:type="gramStart"/>
-      <w:r>
-        <w:t>delay(</w:t>
-      </w:r>
-      <w:proofErr w:type="gramEnd"/>
-      <w:r>
-        <w:t>).</w:t>
+        <w:t>tutorial. This allows the program to decide when it is time for another sensor reading without stopping the processor with delay().</w:t>
       </w:r>
     </w:p>
     <w:p>
@@ -1385,27 +1198,11 @@
         <w:ind w:left="259" w:right="259"/>
       </w:pPr>
       <w:r>
-        <w:t xml:space="preserve">const unsigned long </w:t>
-      </w:r>
-      <w:proofErr w:type="spellStart"/>
-      <w:r>
-        <w:t>sampleInterval</w:t>
-      </w:r>
-      <w:proofErr w:type="spellEnd"/>
-      <w:r>
-        <w:t xml:space="preserve"> = 50;</w:t>
+        <w:t>const unsigned long sampleInterval = 50;</w:t>
       </w:r>
       <w:r>
         <w:br/>
-        <w:t xml:space="preserve">unsigned long </w:t>
-      </w:r>
-      <w:proofErr w:type="spellStart"/>
-      <w:r>
-        <w:t>previousMillis</w:t>
-      </w:r>
-      <w:proofErr w:type="spellEnd"/>
-      <w:r>
-        <w:t xml:space="preserve"> = 0;</w:t>
+        <w:t>unsigned long previousMillis = 0;</w:t>
       </w:r>
     </w:p>
     <w:p>
@@ -1437,15 +1234,7 @@
         <w:ind w:left="259" w:right="259"/>
       </w:pPr>
       <w:r>
-        <w:t xml:space="preserve">void </w:t>
-      </w:r>
-      <w:proofErr w:type="gramStart"/>
-      <w:r>
-        <w:t>loop(</w:t>
-      </w:r>
-      <w:proofErr w:type="gramEnd"/>
-      <w:r>
-        <w:t>)</w:t>
+        <w:t>void loop()</w:t>
       </w:r>
       <w:r>
         <w:br/>
@@ -1453,54 +1242,14 @@
       </w:r>
       <w:r>
         <w:br/>
-        <w:t xml:space="preserve">  unsigned long </w:t>
-      </w:r>
-      <w:proofErr w:type="spellStart"/>
-      <w:r>
-        <w:t>currentMillis</w:t>
-      </w:r>
-      <w:proofErr w:type="spellEnd"/>
-      <w:r>
-        <w:t xml:space="preserve"> = </w:t>
-      </w:r>
-      <w:proofErr w:type="spellStart"/>
-      <w:r>
-        <w:t>millis</w:t>
-      </w:r>
-      <w:proofErr w:type="spellEnd"/>
-      <w:r>
-        <w:t>();</w:t>
+        <w:t xml:space="preserve">  unsigned long currentMillis = millis();</w:t>
       </w:r>
       <w:r>
         <w:br/>
       </w:r>
       <w:r>
         <w:br/>
-        <w:t xml:space="preserve">  if ((</w:t>
-      </w:r>
-      <w:proofErr w:type="spellStart"/>
-      <w:r>
-        <w:t>currentMillis</w:t>
-      </w:r>
-      <w:proofErr w:type="spellEnd"/>
-      <w:r>
-        <w:t xml:space="preserve"> - </w:t>
-      </w:r>
-      <w:proofErr w:type="spellStart"/>
-      <w:r>
-        <w:t>previousMillis</w:t>
-      </w:r>
-      <w:proofErr w:type="spellEnd"/>
-      <w:r>
-        <w:t xml:space="preserve">) &gt;= </w:t>
-      </w:r>
-      <w:proofErr w:type="spellStart"/>
-      <w:r>
-        <w:t>sampleInterval</w:t>
-      </w:r>
-      <w:proofErr w:type="spellEnd"/>
-      <w:r>
-        <w:t>)</w:t>
+        <w:t xml:space="preserve">  if ((currentMillis - previousMillis) &gt;= sampleInterval)</w:t>
       </w:r>
       <w:r>
         <w:br/>
@@ -1508,77 +1257,29 @@
       </w:r>
       <w:r>
         <w:br/>
-        <w:t xml:space="preserve">     </w:t>
-      </w:r>
-      <w:proofErr w:type="spellStart"/>
-      <w:r>
-        <w:t>previousMillis</w:t>
-      </w:r>
-      <w:proofErr w:type="spellEnd"/>
-      <w:r>
-        <w:t xml:space="preserve"> = </w:t>
-      </w:r>
-      <w:proofErr w:type="spellStart"/>
-      <w:r>
-        <w:t>currentMillis</w:t>
-      </w:r>
-      <w:proofErr w:type="spellEnd"/>
-      <w:r>
-        <w:t>;</w:t>
+        <w:t xml:space="preserve">     previousMillis = currentMillis;</w:t>
       </w:r>
       <w:r>
         <w:br/>
       </w:r>
       <w:r>
         <w:br/>
-        <w:t xml:space="preserve">     </w:t>
-      </w:r>
-      <w:proofErr w:type="spellStart"/>
-      <w:r>
-        <w:t>sensors_event_t</w:t>
-      </w:r>
-      <w:proofErr w:type="spellEnd"/>
-      <w:r>
-        <w:t xml:space="preserve"> accel;</w:t>
+        <w:t xml:space="preserve">     sensors_event_t accel;</w:t>
       </w:r>
       <w:r>
         <w:br/>
-        <w:t xml:space="preserve">     </w:t>
-      </w:r>
-      <w:proofErr w:type="spellStart"/>
-      <w:r>
-        <w:t>sensors_event_t</w:t>
-      </w:r>
-      <w:proofErr w:type="spellEnd"/>
-      <w:r>
-        <w:t xml:space="preserve"> gyro;</w:t>
+        <w:t xml:space="preserve">     sensors_event_t gyro;</w:t>
       </w:r>
       <w:r>
         <w:br/>
-        <w:t xml:space="preserve">     </w:t>
-      </w:r>
-      <w:proofErr w:type="spellStart"/>
-      <w:r>
-        <w:t>sensors_event_t</w:t>
-      </w:r>
-      <w:proofErr w:type="spellEnd"/>
-      <w:r>
-        <w:t xml:space="preserve"> temp;</w:t>
+        <w:t xml:space="preserve">     sensors_event_t temp;</w:t>
       </w:r>
       <w:r>
         <w:br/>
       </w:r>
       <w:r>
         <w:br/>
-        <w:t xml:space="preserve">     </w:t>
-      </w:r>
-      <w:proofErr w:type="spellStart"/>
-      <w:r>
-        <w:t>mpu.getEvent</w:t>
-      </w:r>
-      <w:proofErr w:type="spellEnd"/>
-      <w:r>
-        <w:t>(&amp;accel, &amp;gyro, &amp;temp);</w:t>
+        <w:t xml:space="preserve">     mpu.getEvent(&amp;accel, &amp;gyro, &amp;temp);</w:t>
       </w:r>
       <w:r>
         <w:br/>
@@ -1589,6 +1290,9 @@
       </w:r>
       <w:r>
         <w:br/>
+      </w:r>
+      <w:r>
+        <w:lastRenderedPageBreak/>
         <w:t xml:space="preserve">  }</w:t>
       </w:r>
       <w:r>
@@ -1606,57 +1310,7 @@
         <w:spacing w:line="240" w:lineRule="auto"/>
       </w:pPr>
       <w:r>
-        <w:t xml:space="preserve">Notice that there is no </w:t>
-      </w:r>
-      <w:proofErr w:type="gramStart"/>
-      <w:r>
-        <w:t>delay(</w:t>
-      </w:r>
-      <w:proofErr w:type="gramEnd"/>
-      <w:r>
-        <w:t xml:space="preserve">). </w:t>
-      </w:r>
-      <w:proofErr w:type="spellStart"/>
-      <w:proofErr w:type="gramStart"/>
-      <w:r>
-        <w:t>millis</w:t>
-      </w:r>
-      <w:proofErr w:type="spellEnd"/>
-      <w:r>
-        <w:t>(</w:t>
-      </w:r>
-      <w:proofErr w:type="gramEnd"/>
-      <w:r>
-        <w:t xml:space="preserve">) tells us how much time has passed since the Arduino started. The subtraction form </w:t>
-      </w:r>
-      <w:proofErr w:type="spellStart"/>
-      <w:r>
-        <w:t>currentMillis</w:t>
-      </w:r>
-      <w:proofErr w:type="spellEnd"/>
-      <w:r>
-        <w:t xml:space="preserve"> - </w:t>
-      </w:r>
-      <w:proofErr w:type="spellStart"/>
-      <w:r>
-        <w:t>previousMillis</w:t>
-      </w:r>
-      <w:proofErr w:type="spellEnd"/>
-      <w:r>
-        <w:t xml:space="preserve"> is important because it continues to work correctly when the </w:t>
-      </w:r>
-      <w:proofErr w:type="spellStart"/>
-      <w:proofErr w:type="gramStart"/>
-      <w:r>
-        <w:t>millis</w:t>
-      </w:r>
-      <w:proofErr w:type="spellEnd"/>
-      <w:r>
-        <w:t>(</w:t>
-      </w:r>
-      <w:proofErr w:type="gramEnd"/>
-      <w:r>
-        <w:t>) counter eventually rolls over.</w:t>
+        <w:t>Notice that there is no delay(). millis() tells us how much time has passed since the Arduino started. The subtraction form currentMillis - previousMillis is important because it continues to work correctly when the millis() counter eventually rolls over.</w:t>
       </w:r>
     </w:p>
     <w:p>
@@ -1699,365 +1353,101 @@
         <w:ind w:left="259" w:right="259"/>
       </w:pPr>
       <w:r>
-        <w:t xml:space="preserve">    </w:t>
-      </w:r>
-      <w:proofErr w:type="spellStart"/>
-      <w:r>
-        <w:t>Serial.print</w:t>
-      </w:r>
-      <w:proofErr w:type="spellEnd"/>
-      <w:r>
-        <w:t>("</w:t>
-      </w:r>
-      <w:proofErr w:type="spellStart"/>
-      <w:r>
-        <w:t>AccelX</w:t>
-      </w:r>
-      <w:proofErr w:type="spellEnd"/>
-      <w:r>
-        <w:t>:");</w:t>
+        <w:t xml:space="preserve">    Serial.print("AccelX:");</w:t>
       </w:r>
       <w:r>
         <w:br/>
-        <w:t xml:space="preserve">    </w:t>
-      </w:r>
-      <w:proofErr w:type="spellStart"/>
-      <w:r>
-        <w:t>Serial.print</w:t>
-      </w:r>
-      <w:proofErr w:type="spellEnd"/>
-      <w:r>
-        <w:t>(</w:t>
-      </w:r>
-      <w:proofErr w:type="spellStart"/>
-      <w:r>
-        <w:t>accel.acceleration.x</w:t>
-      </w:r>
-      <w:proofErr w:type="spellEnd"/>
-      <w:r>
-        <w:t>);</w:t>
+        <w:t xml:space="preserve">    Serial.print(accel.acceleration.x);</w:t>
       </w:r>
       <w:r>
         <w:br/>
-        <w:t xml:space="preserve">    </w:t>
-      </w:r>
-      <w:proofErr w:type="spellStart"/>
-      <w:r>
-        <w:t>Serial.print</w:t>
-      </w:r>
-      <w:proofErr w:type="spellEnd"/>
-      <w:r>
-        <w:t>("\t");</w:t>
+        <w:t xml:space="preserve">    Serial.print("\t");</w:t>
       </w:r>
       <w:r>
         <w:br/>
       </w:r>
       <w:r>
         <w:br/>
-        <w:t xml:space="preserve">    </w:t>
-      </w:r>
-      <w:proofErr w:type="spellStart"/>
-      <w:r>
-        <w:t>Serial.print</w:t>
-      </w:r>
-      <w:proofErr w:type="spellEnd"/>
-      <w:r>
-        <w:t>("</w:t>
-      </w:r>
-      <w:proofErr w:type="spellStart"/>
-      <w:r>
-        <w:t>AccelY</w:t>
-      </w:r>
-      <w:proofErr w:type="spellEnd"/>
-      <w:r>
-        <w:t>:");</w:t>
+        <w:t xml:space="preserve">    Serial.print("AccelY:");</w:t>
       </w:r>
       <w:r>
         <w:br/>
-        <w:t xml:space="preserve">    </w:t>
-      </w:r>
-      <w:proofErr w:type="spellStart"/>
-      <w:r>
-        <w:t>Serial.print</w:t>
-      </w:r>
-      <w:proofErr w:type="spellEnd"/>
-      <w:r>
-        <w:t>(</w:t>
-      </w:r>
-      <w:proofErr w:type="spellStart"/>
-      <w:r>
-        <w:t>accel.acceleration.y</w:t>
-      </w:r>
-      <w:proofErr w:type="spellEnd"/>
-      <w:r>
-        <w:t>);</w:t>
+        <w:t xml:space="preserve">    Serial.print(accel.acceleration.y);</w:t>
       </w:r>
       <w:r>
         <w:br/>
-        <w:t xml:space="preserve">    </w:t>
-      </w:r>
-      <w:proofErr w:type="spellStart"/>
-      <w:r>
-        <w:t>Serial.print</w:t>
-      </w:r>
-      <w:proofErr w:type="spellEnd"/>
-      <w:r>
-        <w:t>("\t");</w:t>
+        <w:t xml:space="preserve">    Serial.print("\t");</w:t>
       </w:r>
       <w:r>
         <w:br/>
       </w:r>
       <w:r>
         <w:br/>
-        <w:t xml:space="preserve">    </w:t>
-      </w:r>
-      <w:proofErr w:type="spellStart"/>
-      <w:r>
-        <w:t>Serial.print</w:t>
-      </w:r>
-      <w:proofErr w:type="spellEnd"/>
-      <w:r>
-        <w:t>("</w:t>
-      </w:r>
-      <w:proofErr w:type="spellStart"/>
-      <w:r>
-        <w:t>AccelZ</w:t>
-      </w:r>
-      <w:proofErr w:type="spellEnd"/>
-      <w:r>
-        <w:t>:");</w:t>
+        <w:t xml:space="preserve">    Serial.print("AccelZ:");</w:t>
       </w:r>
       <w:r>
         <w:br/>
-        <w:t xml:space="preserve">    </w:t>
-      </w:r>
-      <w:proofErr w:type="spellStart"/>
-      <w:r>
-        <w:t>Serial.print</w:t>
-      </w:r>
-      <w:proofErr w:type="spellEnd"/>
-      <w:r>
-        <w:t>(</w:t>
-      </w:r>
-      <w:proofErr w:type="spellStart"/>
-      <w:r>
-        <w:t>accel.acceleration.z</w:t>
-      </w:r>
-      <w:proofErr w:type="spellEnd"/>
-      <w:r>
-        <w:t>);</w:t>
+        <w:t xml:space="preserve">    Serial.print(accel.acceleration.z);</w:t>
       </w:r>
       <w:r>
         <w:br/>
-        <w:t xml:space="preserve">    </w:t>
-      </w:r>
-      <w:proofErr w:type="spellStart"/>
-      <w:r>
-        <w:t>Serial.print</w:t>
-      </w:r>
-      <w:proofErr w:type="spellEnd"/>
-      <w:r>
-        <w:t>("\t");</w:t>
+        <w:t xml:space="preserve">    Serial.print("\t");</w:t>
       </w:r>
       <w:r>
         <w:br/>
       </w:r>
       <w:r>
         <w:br/>
-        <w:t xml:space="preserve">    </w:t>
-      </w:r>
-      <w:proofErr w:type="spellStart"/>
-      <w:r>
-        <w:t>Serial.print</w:t>
-      </w:r>
-      <w:proofErr w:type="spellEnd"/>
-      <w:r>
-        <w:t>("</w:t>
-      </w:r>
-      <w:proofErr w:type="spellStart"/>
-      <w:r>
-        <w:t>GyroX</w:t>
-      </w:r>
-      <w:proofErr w:type="spellEnd"/>
-      <w:r>
-        <w:t>:");</w:t>
+        <w:t xml:space="preserve">    Serial.print("GyroX:");</w:t>
       </w:r>
       <w:r>
         <w:br/>
-        <w:t xml:space="preserve">    </w:t>
-      </w:r>
-      <w:proofErr w:type="spellStart"/>
-      <w:r>
-        <w:t>Serial.print</w:t>
-      </w:r>
-      <w:proofErr w:type="spellEnd"/>
-      <w:r>
-        <w:t>(</w:t>
-      </w:r>
-      <w:proofErr w:type="spellStart"/>
-      <w:r>
-        <w:t>gyro.gyro.x</w:t>
-      </w:r>
-      <w:proofErr w:type="spellEnd"/>
-      <w:r>
-        <w:t>);</w:t>
+        <w:t xml:space="preserve">    Serial.print(gyro.gyro.x);</w:t>
       </w:r>
       <w:r>
         <w:br/>
-        <w:t xml:space="preserve">    </w:t>
-      </w:r>
-      <w:proofErr w:type="spellStart"/>
-      <w:r>
-        <w:t>Serial.print</w:t>
-      </w:r>
-      <w:proofErr w:type="spellEnd"/>
-      <w:r>
-        <w:t>("\t");</w:t>
+        <w:t xml:space="preserve">    Serial.print("\t");</w:t>
       </w:r>
       <w:r>
         <w:br/>
       </w:r>
       <w:r>
         <w:br/>
-        <w:t xml:space="preserve">    </w:t>
-      </w:r>
-      <w:proofErr w:type="spellStart"/>
-      <w:r>
-        <w:t>Serial.print</w:t>
-      </w:r>
-      <w:proofErr w:type="spellEnd"/>
-      <w:r>
-        <w:t>("</w:t>
-      </w:r>
-      <w:proofErr w:type="spellStart"/>
-      <w:r>
-        <w:t>GyroY</w:t>
-      </w:r>
-      <w:proofErr w:type="spellEnd"/>
-      <w:r>
-        <w:t>:");</w:t>
+        <w:t xml:space="preserve">    Serial.print("GyroY:");</w:t>
       </w:r>
       <w:r>
         <w:br/>
-        <w:t xml:space="preserve">    </w:t>
-      </w:r>
-      <w:proofErr w:type="spellStart"/>
-      <w:r>
-        <w:t>Serial.print</w:t>
-      </w:r>
-      <w:proofErr w:type="spellEnd"/>
-      <w:r>
-        <w:t>(</w:t>
-      </w:r>
-      <w:proofErr w:type="spellStart"/>
-      <w:r>
-        <w:t>gyro.gyro.y</w:t>
-      </w:r>
-      <w:proofErr w:type="spellEnd"/>
-      <w:r>
-        <w:t>);</w:t>
+        <w:t xml:space="preserve">    Serial.print(gyro.gyro.y);</w:t>
       </w:r>
       <w:r>
         <w:br/>
-        <w:t xml:space="preserve">    </w:t>
-      </w:r>
-      <w:proofErr w:type="spellStart"/>
-      <w:r>
-        <w:t>Serial.print</w:t>
-      </w:r>
-      <w:proofErr w:type="spellEnd"/>
-      <w:r>
-        <w:t>("\t");</w:t>
+        <w:t xml:space="preserve">    Serial.print("\t");</w:t>
       </w:r>
       <w:r>
         <w:br/>
       </w:r>
       <w:r>
         <w:br/>
-        <w:t xml:space="preserve">    </w:t>
-      </w:r>
-      <w:proofErr w:type="spellStart"/>
-      <w:r>
-        <w:t>Serial.print</w:t>
-      </w:r>
-      <w:proofErr w:type="spellEnd"/>
-      <w:r>
-        <w:t>("</w:t>
-      </w:r>
-      <w:proofErr w:type="spellStart"/>
-      <w:r>
-        <w:t>GyroZ</w:t>
-      </w:r>
-      <w:proofErr w:type="spellEnd"/>
-      <w:r>
-        <w:t>:");</w:t>
+        <w:t xml:space="preserve">    Serial.print("GyroZ:");</w:t>
       </w:r>
       <w:r>
         <w:br/>
-        <w:t xml:space="preserve">    </w:t>
-      </w:r>
-      <w:proofErr w:type="spellStart"/>
-      <w:r>
-        <w:t>Serial.print</w:t>
-      </w:r>
-      <w:proofErr w:type="spellEnd"/>
-      <w:r>
-        <w:t>(</w:t>
-      </w:r>
-      <w:proofErr w:type="spellStart"/>
-      <w:r>
-        <w:t>gyro.gyro.z</w:t>
-      </w:r>
-      <w:proofErr w:type="spellEnd"/>
-      <w:r>
-        <w:t>);</w:t>
+        <w:t xml:space="preserve">    Serial.print(gyro.gyro.z);</w:t>
       </w:r>
       <w:r>
         <w:br/>
-        <w:t xml:space="preserve">    </w:t>
-      </w:r>
-      <w:proofErr w:type="spellStart"/>
-      <w:r>
-        <w:t>Serial.print</w:t>
-      </w:r>
-      <w:proofErr w:type="spellEnd"/>
-      <w:r>
-        <w:t>("\t");</w:t>
+        <w:t xml:space="preserve">    Serial.print("\t");</w:t>
       </w:r>
       <w:r>
         <w:br/>
       </w:r>
       <w:r>
         <w:br/>
-        <w:t xml:space="preserve">    </w:t>
-      </w:r>
-      <w:proofErr w:type="spellStart"/>
-      <w:r>
-        <w:t>Serial.print</w:t>
-      </w:r>
-      <w:proofErr w:type="spellEnd"/>
-      <w:r>
-        <w:t>("Temp:");</w:t>
+        <w:t xml:space="preserve">    Serial.print("Temp:");</w:t>
       </w:r>
       <w:r>
         <w:br/>
-        <w:t xml:space="preserve">    </w:t>
-      </w:r>
-      <w:proofErr w:type="spellStart"/>
-      <w:r>
-        <w:t>Serial.println</w:t>
-      </w:r>
-      <w:proofErr w:type="spellEnd"/>
-      <w:r>
-        <w:t>(</w:t>
-      </w:r>
-      <w:proofErr w:type="spellStart"/>
-      <w:r>
-        <w:t>temp.temperature</w:t>
-      </w:r>
-      <w:proofErr w:type="spellEnd"/>
-      <w:r>
-        <w:t>);</w:t>
+        <w:t xml:space="preserve">    Serial.println(temp.temperature);</w:t>
       </w:r>
     </w:p>
     <w:p>
@@ -2065,15 +1455,7 @@
         <w:spacing w:line="240" w:lineRule="auto"/>
       </w:pPr>
       <w:r>
-        <w:t xml:space="preserve">The \t (tab) characters separate the channels. </w:t>
-      </w:r>
-      <w:proofErr w:type="spellStart"/>
-      <w:r>
-        <w:t>Serial.println</w:t>
-      </w:r>
-      <w:proofErr w:type="spellEnd"/>
-      <w:r>
-        <w:t>() ends the sample line. This creates a continuous stream of seven named measurements that the Serial Plotter can graph.</w:t>
+        <w:t>The \t (tab) characters separate the channels. Serial.println() ends the sample line. This creates a continuous stream of seven named measurements that the Serial Plotter can graph.</w:t>
       </w:r>
     </w:p>
     <w:p>
@@ -2176,6 +1558,7 @@
         <w:spacing w:after="0" w:line="240" w:lineRule="auto"/>
       </w:pPr>
       <w:r>
+        <w:lastRenderedPageBreak/>
         <w:t>Tilt around the X axis: Watch the accelerometer and gyro X/Y/Z traces and determine which channels respond most strongly.</w:t>
       </w:r>
     </w:p>
@@ -2221,23 +1604,7 @@
         <w:spacing w:after="0" w:line="240" w:lineRule="auto"/>
       </w:pPr>
       <w:r>
-        <w:t xml:space="preserve">Change the sample interval: Try 100 </w:t>
-      </w:r>
-      <w:proofErr w:type="spellStart"/>
-      <w:r>
-        <w:t>ms</w:t>
-      </w:r>
-      <w:proofErr w:type="spellEnd"/>
-      <w:r>
-        <w:t xml:space="preserve"> and 20 </w:t>
-      </w:r>
-      <w:proofErr w:type="spellStart"/>
-      <w:r>
-        <w:t>ms.</w:t>
-      </w:r>
-      <w:proofErr w:type="spellEnd"/>
-      <w:r>
-        <w:t xml:space="preserve"> Observe how the Serial Plotter trace changes and consider the tradeoff between update rate and processing time.</w:t>
+        <w:t>Change the sample interval: Try 100 ms and 20 ms. Observe how the Serial Plotter trace changes and consider the tradeoff between update rate and processing time.</w:t>
       </w:r>
     </w:p>
     <w:p>
@@ -2261,15 +1628,7 @@
         <w:ind w:left="259" w:right="259"/>
       </w:pPr>
       <w:r>
-        <w:t>#include &lt;</w:t>
-      </w:r>
-      <w:proofErr w:type="spellStart"/>
-      <w:r>
-        <w:t>Wire.h</w:t>
-      </w:r>
-      <w:proofErr w:type="spellEnd"/>
-      <w:r>
-        <w:t>&gt;</w:t>
+        <w:t>#include &lt;Wire.h&gt;</w:t>
       </w:r>
       <w:r>
         <w:br/>
@@ -2277,57 +1636,25 @@
       </w:r>
       <w:r>
         <w:br/>
-        <w:t>#include &lt;</w:t>
-      </w:r>
-      <w:proofErr w:type="spellStart"/>
-      <w:r>
-        <w:t>Adafruit_Sensor.h</w:t>
-      </w:r>
-      <w:proofErr w:type="spellEnd"/>
-      <w:r>
-        <w:t>&gt;</w:t>
+        <w:t>#include &lt;Adafruit_Sensor.h&gt;</w:t>
       </w:r>
       <w:r>
         <w:br/>
       </w:r>
       <w:r>
         <w:br/>
-        <w:t xml:space="preserve">Adafruit_MPU6050 </w:t>
-      </w:r>
-      <w:proofErr w:type="spellStart"/>
-      <w:r>
-        <w:t>mpu</w:t>
-      </w:r>
-      <w:proofErr w:type="spellEnd"/>
-      <w:r>
-        <w:t>;</w:t>
+        <w:t>Adafruit_MPU6050 mpu;</w:t>
       </w:r>
       <w:r>
         <w:br/>
       </w:r>
       <w:r>
         <w:br/>
-        <w:t xml:space="preserve">const unsigned long </w:t>
-      </w:r>
-      <w:proofErr w:type="spellStart"/>
-      <w:r>
-        <w:t>sampleInterval</w:t>
-      </w:r>
-      <w:proofErr w:type="spellEnd"/>
-      <w:r>
-        <w:t xml:space="preserve"> = 50;</w:t>
+        <w:t>const unsigned long sampleInterval = 50;</w:t>
       </w:r>
       <w:r>
         <w:br/>
-        <w:t xml:space="preserve">unsigned long </w:t>
-      </w:r>
-      <w:proofErr w:type="spellStart"/>
-      <w:r>
-        <w:t>previousMillis</w:t>
-      </w:r>
-      <w:proofErr w:type="spellEnd"/>
-      <w:r>
-        <w:t xml:space="preserve"> = 0;</w:t>
+        <w:t>unsigned long previousMillis = 0;</w:t>
       </w:r>
       <w:r>
         <w:br/>
@@ -2342,30 +1669,14 @@
       </w:r>
       <w:r>
         <w:br/>
-        <w:t xml:space="preserve">  </w:t>
-      </w:r>
-      <w:proofErr w:type="spellStart"/>
-      <w:r>
-        <w:t>Serial.begin</w:t>
-      </w:r>
-      <w:proofErr w:type="spellEnd"/>
-      <w:r>
-        <w:t>(115200);</w:t>
+        <w:t xml:space="preserve">  Serial.begin(115200);</w:t>
       </w:r>
       <w:r>
         <w:br/>
       </w:r>
       <w:r>
         <w:br/>
-        <w:t xml:space="preserve">  if (!</w:t>
-      </w:r>
-      <w:proofErr w:type="spellStart"/>
-      <w:r>
-        <w:t>mpu.begin</w:t>
-      </w:r>
-      <w:proofErr w:type="spellEnd"/>
-      <w:r>
-        <w:t>())</w:t>
+        <w:t xml:space="preserve">  if (!mpu.begin())</w:t>
       </w:r>
       <w:r>
         <w:br/>
@@ -2373,15 +1684,7 @@
       </w:r>
       <w:r>
         <w:br/>
-        <w:t xml:space="preserve">    </w:t>
-      </w:r>
-      <w:proofErr w:type="spellStart"/>
-      <w:r>
-        <w:t>Serial.println</w:t>
-      </w:r>
-      <w:proofErr w:type="spellEnd"/>
-      <w:r>
-        <w:t>("MPU-6050 not found");</w:t>
+        <w:t xml:space="preserve">    Serial.println("MPU-6050 not found");</w:t>
       </w:r>
       <w:r>
         <w:br/>
@@ -2396,15 +1699,7 @@
       </w:r>
       <w:r>
         <w:br/>
-        <w:t xml:space="preserve">  </w:t>
-      </w:r>
-      <w:proofErr w:type="spellStart"/>
-      <w:r>
-        <w:t>Serial.println</w:t>
-      </w:r>
-      <w:proofErr w:type="spellEnd"/>
-      <w:r>
-        <w:t>("MPU-6050 found");</w:t>
+        <w:t xml:space="preserve">  Serial.println("MPU-6050 found");</w:t>
       </w:r>
       <w:r>
         <w:br/>
@@ -2423,54 +1718,14 @@
       </w:r>
       <w:r>
         <w:br/>
-        <w:t xml:space="preserve">  unsigned long </w:t>
-      </w:r>
-      <w:proofErr w:type="spellStart"/>
-      <w:r>
-        <w:t>currentMillis</w:t>
-      </w:r>
-      <w:proofErr w:type="spellEnd"/>
-      <w:r>
-        <w:t xml:space="preserve"> = </w:t>
-      </w:r>
-      <w:proofErr w:type="spellStart"/>
-      <w:r>
-        <w:t>millis</w:t>
-      </w:r>
-      <w:proofErr w:type="spellEnd"/>
-      <w:r>
-        <w:t>();</w:t>
+        <w:t xml:space="preserve">  unsigned long currentMillis = millis();</w:t>
       </w:r>
       <w:r>
         <w:br/>
       </w:r>
       <w:r>
         <w:br/>
-        <w:t xml:space="preserve">  if ((</w:t>
-      </w:r>
-      <w:proofErr w:type="spellStart"/>
-      <w:r>
-        <w:t>currentMillis</w:t>
-      </w:r>
-      <w:proofErr w:type="spellEnd"/>
-      <w:r>
-        <w:t xml:space="preserve"> - </w:t>
-      </w:r>
-      <w:proofErr w:type="spellStart"/>
-      <w:r>
-        <w:t>previousMillis</w:t>
-      </w:r>
-      <w:proofErr w:type="spellEnd"/>
-      <w:r>
-        <w:t xml:space="preserve">) &gt;= </w:t>
-      </w:r>
-      <w:proofErr w:type="spellStart"/>
-      <w:r>
-        <w:t>sampleInterval</w:t>
-      </w:r>
-      <w:proofErr w:type="spellEnd"/>
-      <w:r>
-        <w:t>)</w:t>
+        <w:t xml:space="preserve">  if ((currentMillis - previousMillis) &gt;= sampleInterval)</w:t>
       </w:r>
       <w:r>
         <w:br/>
@@ -2478,444 +1733,133 @@
       </w:r>
       <w:r>
         <w:br/>
-        <w:t xml:space="preserve">    </w:t>
-      </w:r>
-      <w:proofErr w:type="spellStart"/>
-      <w:r>
-        <w:t>previousMillis</w:t>
-      </w:r>
-      <w:proofErr w:type="spellEnd"/>
-      <w:r>
-        <w:t xml:space="preserve"> = </w:t>
-      </w:r>
-      <w:proofErr w:type="spellStart"/>
-      <w:r>
-        <w:t>currentMillis</w:t>
-      </w:r>
-      <w:proofErr w:type="spellEnd"/>
-      <w:r>
-        <w:t>;</w:t>
+        <w:t xml:space="preserve">    previousMillis = currentMillis;</w:t>
       </w:r>
       <w:r>
         <w:br/>
       </w:r>
       <w:r>
         <w:br/>
-        <w:t xml:space="preserve">    </w:t>
-      </w:r>
-      <w:proofErr w:type="spellStart"/>
-      <w:r>
-        <w:t>sensors_event_t</w:t>
-      </w:r>
-      <w:proofErr w:type="spellEnd"/>
-      <w:r>
-        <w:t xml:space="preserve"> accel;</w:t>
+        <w:t xml:space="preserve">    sensors_event_t accel;</w:t>
       </w:r>
       <w:r>
         <w:br/>
-        <w:t xml:space="preserve">    </w:t>
-      </w:r>
-      <w:proofErr w:type="spellStart"/>
-      <w:r>
-        <w:t>sensors_event_t</w:t>
-      </w:r>
-      <w:proofErr w:type="spellEnd"/>
-      <w:r>
-        <w:t xml:space="preserve"> gyro;</w:t>
+        <w:t xml:space="preserve">    sensors_event_t gyro;</w:t>
       </w:r>
       <w:r>
         <w:br/>
-        <w:t xml:space="preserve">    </w:t>
-      </w:r>
-      <w:proofErr w:type="spellStart"/>
-      <w:r>
-        <w:t>sensors_event_t</w:t>
-      </w:r>
-      <w:proofErr w:type="spellEnd"/>
-      <w:r>
-        <w:t xml:space="preserve"> temp;</w:t>
+        <w:t xml:space="preserve">    sensors_event_t temp;</w:t>
       </w:r>
       <w:r>
         <w:br/>
       </w:r>
       <w:r>
         <w:br/>
-        <w:t xml:space="preserve">    </w:t>
-      </w:r>
-      <w:proofErr w:type="spellStart"/>
-      <w:r>
-        <w:t>mpu.getEvent</w:t>
-      </w:r>
-      <w:proofErr w:type="spellEnd"/>
-      <w:r>
-        <w:t>(&amp;accel, &amp;gyro, &amp;temp);</w:t>
+        <w:t xml:space="preserve">    mpu.getEvent(&amp;accel, &amp;gyro, &amp;temp);</w:t>
       </w:r>
       <w:r>
         <w:br/>
       </w:r>
       <w:r>
         <w:br/>
-        <w:t xml:space="preserve">    </w:t>
-      </w:r>
-      <w:proofErr w:type="spellStart"/>
-      <w:r>
-        <w:t>Serial.print</w:t>
-      </w:r>
-      <w:proofErr w:type="spellEnd"/>
-      <w:r>
-        <w:t>("</w:t>
-      </w:r>
-      <w:proofErr w:type="spellStart"/>
-      <w:r>
-        <w:t>AccelX</w:t>
-      </w:r>
-      <w:proofErr w:type="spellEnd"/>
-      <w:r>
-        <w:t>:");</w:t>
+        <w:t xml:space="preserve">    Serial.print("AccelX:");</w:t>
       </w:r>
       <w:r>
         <w:br/>
-        <w:t xml:space="preserve">    </w:t>
-      </w:r>
-      <w:proofErr w:type="spellStart"/>
-      <w:r>
-        <w:t>Serial.print</w:t>
-      </w:r>
-      <w:proofErr w:type="spellEnd"/>
-      <w:r>
-        <w:t>(</w:t>
-      </w:r>
-      <w:proofErr w:type="spellStart"/>
-      <w:r>
-        <w:t>accel.acceleration.x</w:t>
-      </w:r>
-      <w:proofErr w:type="spellEnd"/>
-      <w:r>
-        <w:t>);</w:t>
+        <w:t xml:space="preserve">    Serial.print(accel.acceleration.x);</w:t>
       </w:r>
       <w:r>
         <w:br/>
-        <w:t xml:space="preserve">    </w:t>
-      </w:r>
-      <w:proofErr w:type="spellStart"/>
-      <w:r>
-        <w:t>Serial.print</w:t>
-      </w:r>
-      <w:proofErr w:type="spellEnd"/>
-      <w:r>
-        <w:t>("\t");</w:t>
+        <w:t xml:space="preserve">    Serial.print("\t");</w:t>
       </w:r>
       <w:r>
         <w:br/>
       </w:r>
       <w:r>
         <w:br/>
-        <w:t xml:space="preserve">    </w:t>
-      </w:r>
-      <w:proofErr w:type="spellStart"/>
-      <w:r>
-        <w:t>Serial.print</w:t>
-      </w:r>
-      <w:proofErr w:type="spellEnd"/>
-      <w:r>
-        <w:t>("</w:t>
-      </w:r>
-      <w:proofErr w:type="spellStart"/>
-      <w:r>
-        <w:t>AccelY</w:t>
-      </w:r>
-      <w:proofErr w:type="spellEnd"/>
-      <w:r>
-        <w:t>:");</w:t>
+        <w:t xml:space="preserve">    Serial.print("AccelY:");</w:t>
       </w:r>
       <w:r>
         <w:br/>
-        <w:t xml:space="preserve">    </w:t>
-      </w:r>
-      <w:proofErr w:type="spellStart"/>
-      <w:r>
-        <w:t>Serial.print</w:t>
-      </w:r>
-      <w:proofErr w:type="spellEnd"/>
-      <w:r>
-        <w:t>(</w:t>
-      </w:r>
-      <w:proofErr w:type="spellStart"/>
-      <w:r>
-        <w:t>accel.acceleration.y</w:t>
-      </w:r>
-      <w:proofErr w:type="spellEnd"/>
-      <w:r>
-        <w:t>);</w:t>
+        <w:t xml:space="preserve">    Serial.print(accel.acceleration.y);</w:t>
       </w:r>
       <w:r>
         <w:br/>
-        <w:t xml:space="preserve">    </w:t>
-      </w:r>
-      <w:proofErr w:type="spellStart"/>
-      <w:r>
-        <w:t>Serial.print</w:t>
-      </w:r>
-      <w:proofErr w:type="spellEnd"/>
-      <w:r>
-        <w:t>("\t");</w:t>
+        <w:t xml:space="preserve">    Serial.print("\t");</w:t>
       </w:r>
       <w:r>
         <w:br/>
       </w:r>
       <w:r>
         <w:br/>
-        <w:t xml:space="preserve">    </w:t>
-      </w:r>
-      <w:proofErr w:type="spellStart"/>
-      <w:r>
-        <w:t>Serial.print</w:t>
-      </w:r>
-      <w:proofErr w:type="spellEnd"/>
-      <w:r>
-        <w:t>("</w:t>
-      </w:r>
-      <w:proofErr w:type="spellStart"/>
-      <w:r>
-        <w:t>AccelZ</w:t>
-      </w:r>
-      <w:proofErr w:type="spellEnd"/>
-      <w:r>
-        <w:t>:");</w:t>
+        <w:t xml:space="preserve">    Serial.print("AccelZ:");</w:t>
       </w:r>
       <w:r>
         <w:br/>
-        <w:t xml:space="preserve">    </w:t>
-      </w:r>
-      <w:proofErr w:type="spellStart"/>
-      <w:r>
-        <w:t>Serial.print</w:t>
-      </w:r>
-      <w:proofErr w:type="spellEnd"/>
-      <w:r>
-        <w:t>(</w:t>
-      </w:r>
-      <w:proofErr w:type="spellStart"/>
-      <w:r>
-        <w:t>accel.acceleration.z</w:t>
-      </w:r>
-      <w:proofErr w:type="spellEnd"/>
-      <w:r>
-        <w:t>);</w:t>
+        <w:t xml:space="preserve">    Serial.print(accel.acceleration.z);</w:t>
       </w:r>
       <w:r>
         <w:br/>
-        <w:t xml:space="preserve">    </w:t>
-      </w:r>
-      <w:proofErr w:type="spellStart"/>
-      <w:r>
-        <w:t>Serial.print</w:t>
-      </w:r>
-      <w:proofErr w:type="spellEnd"/>
-      <w:r>
-        <w:t>("\t");</w:t>
+        <w:t xml:space="preserve">    Serial.print("\t");</w:t>
       </w:r>
       <w:r>
         <w:br/>
       </w:r>
       <w:r>
         <w:br/>
-        <w:t xml:space="preserve">    </w:t>
-      </w:r>
-      <w:proofErr w:type="spellStart"/>
-      <w:r>
-        <w:t>Serial.print</w:t>
-      </w:r>
-      <w:proofErr w:type="spellEnd"/>
-      <w:r>
-        <w:t>("</w:t>
-      </w:r>
-      <w:proofErr w:type="spellStart"/>
-      <w:r>
-        <w:t>GyroX</w:t>
-      </w:r>
-      <w:proofErr w:type="spellEnd"/>
-      <w:r>
-        <w:t>:");</w:t>
+      </w:r>
+      <w:r>
+        <w:lastRenderedPageBreak/>
+        <w:t xml:space="preserve">    Serial.print("GyroX:");</w:t>
       </w:r>
       <w:r>
         <w:br/>
-        <w:t xml:space="preserve">    </w:t>
-      </w:r>
-      <w:proofErr w:type="spellStart"/>
-      <w:r>
-        <w:t>Serial.print</w:t>
-      </w:r>
-      <w:proofErr w:type="spellEnd"/>
-      <w:r>
-        <w:t>(</w:t>
-      </w:r>
-      <w:proofErr w:type="spellStart"/>
-      <w:r>
-        <w:t>gyro.gyro.x</w:t>
-      </w:r>
-      <w:proofErr w:type="spellEnd"/>
-      <w:r>
-        <w:t>);</w:t>
+        <w:t xml:space="preserve">    Serial.print(gyro.gyro.x);</w:t>
       </w:r>
       <w:r>
         <w:br/>
-        <w:t xml:space="preserve">    </w:t>
-      </w:r>
-      <w:proofErr w:type="spellStart"/>
-      <w:r>
-        <w:t>Serial.print</w:t>
-      </w:r>
-      <w:proofErr w:type="spellEnd"/>
-      <w:r>
-        <w:t>("\t");</w:t>
+        <w:t xml:space="preserve">    Serial.print("\t");</w:t>
       </w:r>
       <w:r>
         <w:br/>
       </w:r>
       <w:r>
         <w:br/>
-        <w:t xml:space="preserve">    </w:t>
-      </w:r>
-      <w:proofErr w:type="spellStart"/>
-      <w:r>
-        <w:t>Serial.print</w:t>
-      </w:r>
-      <w:proofErr w:type="spellEnd"/>
-      <w:r>
-        <w:t>("</w:t>
-      </w:r>
-      <w:proofErr w:type="spellStart"/>
-      <w:r>
-        <w:t>GyroY</w:t>
-      </w:r>
-      <w:proofErr w:type="spellEnd"/>
-      <w:r>
-        <w:t>:");</w:t>
+        <w:t xml:space="preserve">    Serial.print("GyroY:");</w:t>
       </w:r>
       <w:r>
         <w:br/>
-        <w:t xml:space="preserve">    </w:t>
-      </w:r>
-      <w:proofErr w:type="spellStart"/>
-      <w:r>
-        <w:t>Serial.print</w:t>
-      </w:r>
-      <w:proofErr w:type="spellEnd"/>
-      <w:r>
-        <w:t>(</w:t>
-      </w:r>
-      <w:proofErr w:type="spellStart"/>
-      <w:r>
-        <w:t>gyro.gyro.y</w:t>
-      </w:r>
-      <w:proofErr w:type="spellEnd"/>
-      <w:r>
-        <w:t>);</w:t>
+        <w:t xml:space="preserve">    Serial.print(gyro.gyro.y);</w:t>
       </w:r>
       <w:r>
         <w:br/>
-      </w:r>
-      <w:r>
-        <w:t xml:space="preserve">    </w:t>
-      </w:r>
-      <w:proofErr w:type="spellStart"/>
-      <w:r>
-        <w:t>Serial.print</w:t>
-      </w:r>
-      <w:proofErr w:type="spellEnd"/>
-      <w:r>
-        <w:t>("\t");</w:t>
+        <w:t xml:space="preserve">    Serial.print("\t");</w:t>
       </w:r>
       <w:r>
         <w:br/>
       </w:r>
       <w:r>
         <w:br/>
-        <w:t xml:space="preserve">    </w:t>
-      </w:r>
-      <w:proofErr w:type="spellStart"/>
-      <w:r>
-        <w:t>Serial.print</w:t>
-      </w:r>
-      <w:proofErr w:type="spellEnd"/>
-      <w:r>
-        <w:t>("</w:t>
-      </w:r>
-      <w:proofErr w:type="spellStart"/>
-      <w:r>
-        <w:t>GyroZ</w:t>
-      </w:r>
-      <w:proofErr w:type="spellEnd"/>
-      <w:r>
-        <w:t>:");</w:t>
+        <w:t xml:space="preserve">    Serial.print("GyroZ:");</w:t>
       </w:r>
       <w:r>
         <w:br/>
-        <w:t xml:space="preserve">    </w:t>
-      </w:r>
-      <w:proofErr w:type="spellStart"/>
-      <w:r>
-        <w:t>Serial.print</w:t>
-      </w:r>
-      <w:proofErr w:type="spellEnd"/>
-      <w:r>
-        <w:t>(</w:t>
-      </w:r>
-      <w:proofErr w:type="spellStart"/>
-      <w:r>
-        <w:t>gyro.gyro.z</w:t>
-      </w:r>
-      <w:proofErr w:type="spellEnd"/>
-      <w:r>
-        <w:t>);</w:t>
+        <w:t xml:space="preserve">    Serial.print(gyro.gyro.z);</w:t>
       </w:r>
       <w:r>
         <w:br/>
-        <w:t xml:space="preserve">    </w:t>
-      </w:r>
-      <w:proofErr w:type="spellStart"/>
-      <w:r>
-        <w:t>Serial.print</w:t>
-      </w:r>
-      <w:proofErr w:type="spellEnd"/>
-      <w:r>
-        <w:t>("\t");</w:t>
+        <w:t xml:space="preserve">    Serial.print("\t");</w:t>
       </w:r>
       <w:r>
         <w:br/>
       </w:r>
       <w:r>
         <w:br/>
-        <w:t xml:space="preserve">    </w:t>
-      </w:r>
-      <w:proofErr w:type="spellStart"/>
-      <w:r>
-        <w:t>Serial.print</w:t>
-      </w:r>
-      <w:proofErr w:type="spellEnd"/>
-      <w:r>
-        <w:t>("Temp:");</w:t>
+        <w:t xml:space="preserve">    Serial.print("Temp:");</w:t>
       </w:r>
       <w:r>
         <w:br/>
-        <w:t xml:space="preserve">    </w:t>
-      </w:r>
-      <w:proofErr w:type="spellStart"/>
-      <w:r>
-        <w:t>Serial.println</w:t>
-      </w:r>
-      <w:proofErr w:type="spellEnd"/>
-      <w:r>
-        <w:t>(</w:t>
-      </w:r>
-      <w:proofErr w:type="spellStart"/>
-      <w:r>
-        <w:t>temp.temperature</w:t>
-      </w:r>
-      <w:proofErr w:type="spellEnd"/>
-      <w:r>
-        <w:t>);</w:t>
+        <w:t xml:space="preserve">    Serial.println(temp.temperature);</w:t>
       </w:r>
       <w:r>
         <w:br/>
@@ -3034,20 +1978,7 @@
         <w:spacing w:after="0" w:line="240" w:lineRule="auto"/>
       </w:pPr>
       <w:r>
-        <w:t xml:space="preserve">How </w:t>
-      </w:r>
-      <w:proofErr w:type="spellStart"/>
-      <w:proofErr w:type="gramStart"/>
-      <w:r>
-        <w:t>millis</w:t>
-      </w:r>
-      <w:proofErr w:type="spellEnd"/>
-      <w:r>
-        <w:t>(</w:t>
-      </w:r>
-      <w:proofErr w:type="gramEnd"/>
-      <w:r>
-        <w:t>) can be used for non-blocking timing.</w:t>
+        <w:t>How millis() can be used for non-blocking timing.</w:t>
       </w:r>
     </w:p>
     <w:p>
@@ -3174,20 +2105,7 @@
         <w:spacing w:line="240" w:lineRule="auto"/>
       </w:pPr>
       <w:r>
-        <w:t xml:space="preserve">☐ I can use </w:t>
-      </w:r>
-      <w:proofErr w:type="spellStart"/>
-      <w:proofErr w:type="gramStart"/>
-      <w:r>
-        <w:t>millis</w:t>
-      </w:r>
-      <w:proofErr w:type="spellEnd"/>
-      <w:r>
-        <w:t>(</w:t>
-      </w:r>
-      <w:proofErr w:type="gramEnd"/>
-      <w:r>
-        <w:t>) instead of delay() for periodic sensor sampling.</w:t>
+        <w:t>☐ I can use millis() instead of delay() for periodic sensor sampling.</w:t>
       </w:r>
     </w:p>
     <w:p>
@@ -3222,21 +2140,17 @@
         <w:spacing w:line="240" w:lineRule="auto"/>
       </w:pPr>
       <w:r>
-        <w:t xml:space="preserve">Once this tutorial is complete, you should be comfortable using an I²C motion sensor with the Arduino Mega 2560, reading acceleration, rotation, and the sensor's internal temperature, and producing a continuously updating seven-channel data stream without blocking the program with </w:t>
-      </w:r>
-      <w:proofErr w:type="gramStart"/>
-      <w:r>
-        <w:t>delay(</w:t>
-      </w:r>
-      <w:proofErr w:type="gramEnd"/>
-      <w:r>
-        <w:t>). These skills provide a foundation for using sensor data in later control, monitoring, and competition projects.</w:t>
+        <w:lastRenderedPageBreak/>
+        <w:t>Once this tutorial is complete, you should be comfortable using an I²C motion sensor with the Arduino Mega 2560, reading acceleration, rotation, and the sensor's internal temperature, and producing a continuously updating seven-channel data stream without blocking the program with delay(). These skills provide a foundation for using sensor data in later control, monitoring, and competition projects.</w:t>
       </w:r>
     </w:p>
     <w:sectPr>
-      <w:footerReference w:type="even" r:id="rId8"/>
-      <w:footerReference w:type="default" r:id="rId9"/>
-      <w:footerReference w:type="first" r:id="rId10"/>
+      <w:headerReference w:type="even" r:id="rId8"/>
+      <w:headerReference w:type="default" r:id="rId9"/>
+      <w:footerReference w:type="even" r:id="rId10"/>
+      <w:footerReference w:type="default" r:id="rId11"/>
+      <w:headerReference w:type="first" r:id="rId12"/>
+      <w:footerReference w:type="first" r:id="rId13"/>
       <w:pgSz w:w="12240" w:h="15840"/>
       <w:pgMar w:top="936" w:right="1080" w:bottom="936" w:left="1080" w:header="720" w:footer="720" w:gutter="0"/>
       <w:cols w:space="720"/>
@@ -3386,7 +2300,7 @@
       <w:rPr>
         <w:sz w:val="18"/>
       </w:rPr>
-      <w:t>Last modified: September 27, 2026 1:48 PM EDT * Rodney Radford</w:t>
+      <w:t>Last modified: September 27, 2026 1:48 PM * Rodney Radford</w:t>
     </w:r>
   </w:p>
 </w:ftr>
@@ -3415,6 +2329,36 @@
     </w:p>
   </w:footnote>
 </w:footnotes>
+</file>
+
+<file path=word/header1.xml><?xml version="1.0" encoding="utf-8"?>
+<w:hdr xmlns:wpc="http://schemas.microsoft.com/office/word/2010/wordprocessingCanvas" xmlns:cx="http://schemas.microsoft.com/office/drawing/2014/chartex" xmlns:cx1="http://schemas.microsoft.com/office/drawing/2015/9/8/chartex" xmlns:cx2="http://schemas.microsoft.com/office/drawing/2015/10/21/chartex" xmlns:cx3="http://schemas.microsoft.com/office/drawing/2016/5/9/chartex" xmlns:cx4="http://schemas.microsoft.com/office/drawing/2016/5/10/chartex" xmlns:cx5="http://schemas.microsoft.com/office/drawing/2016/5/11/chartex" xmlns:cx6="http://schemas.microsoft.com/office/drawing/2016/5/12/chartex" xmlns:cx7="http://schemas.microsoft.com/office/drawing/2016/5/13/chartex" xmlns:cx8="http://schemas.microsoft.com/office/drawing/2016/5/14/chartex" xmlns:mc="http://schemas.openxmlformats.org/markup-compatibility/2006" xmlns:aink="http://schemas.microsoft.com/office/drawing/2016/ink" xmlns:am3d="http://schemas.microsoft.com/office/drawing/2017/model3d" xmlns:o="urn:schemas-microsoft-com:office:office" xmlns:oel="http://schemas.microsoft.com/office/2019/extlst" xmlns:r="http://schemas.openxmlformats.org/officeDocument/2006/relationships" xmlns:m="http://schemas.openxmlformats.org/officeDocument/2006/math" xmlns:v="urn:schemas-microsoft-com:vml" xmlns:wp14="http://schemas.microsoft.com/office/word/2010/wordprocessingDrawing" xmlns:wp="http://schemas.openxmlformats.org/drawingml/2006/wordprocessingDrawing" xmlns:w10="urn:schemas-microsoft-com:office:word" xmlns:w="http://schemas.openxmlformats.org/wordprocessingml/2006/main" xmlns:w14="http://schemas.microsoft.com/office/word/2010/wordml" xmlns:w15="http://schemas.microsoft.com/office/word/2012/wordml" xmlns:w16cex="http://schemas.microsoft.com/office/word/2018/wordml/cex" xmlns:w16cid="http://schemas.microsoft.com/office/word/2016/wordml/cid" xmlns:w16="http://schemas.microsoft.com/office/word/2018/wordml" xmlns:w16sdtdh="http://schemas.microsoft.com/office/word/2020/wordml/sdtdatahash" xmlns:w16se="http://schemas.microsoft.com/office/word/2015/wordml/symex" xmlns:wpg="http://schemas.microsoft.com/office/word/2010/wordprocessingGroup" xmlns:wpi="http://schemas.microsoft.com/office/word/2010/wordprocessingInk" xmlns:wne="http://schemas.microsoft.com/office/word/2006/wordml" xmlns:wps="http://schemas.microsoft.com/office/word/2010/wordprocessingShape" mc:Ignorable="w14 w15 w16se w16cid w16 w16cex w16sdtdh wp14">
+  <w:p>
+    <w:pPr>
+      <w:pStyle w:val="Header"/>
+    </w:pPr>
+  </w:p>
+</w:hdr>
+</file>
+
+<file path=word/header2.xml><?xml version="1.0" encoding="utf-8"?>
+<w:hdr xmlns:wpc="http://schemas.microsoft.com/office/word/2010/wordprocessingCanvas" xmlns:cx="http://schemas.microsoft.com/office/drawing/2014/chartex" xmlns:cx1="http://schemas.microsoft.com/office/drawing/2015/9/8/chartex" xmlns:cx2="http://schemas.microsoft.com/office/drawing/2015/10/21/chartex" xmlns:cx3="http://schemas.microsoft.com/office/drawing/2016/5/9/chartex" xmlns:cx4="http://schemas.microsoft.com/office/drawing/2016/5/10/chartex" xmlns:cx5="http://schemas.microsoft.com/office/drawing/2016/5/11/chartex" xmlns:cx6="http://schemas.microsoft.com/office/drawing/2016/5/12/chartex" xmlns:cx7="http://schemas.microsoft.com/office/drawing/2016/5/13/chartex" xmlns:cx8="http://schemas.microsoft.com/office/drawing/2016/5/14/chartex" xmlns:mc="http://schemas.openxmlformats.org/markup-compatibility/2006" xmlns:aink="http://schemas.microsoft.com/office/drawing/2016/ink" xmlns:am3d="http://schemas.microsoft.com/office/drawing/2017/model3d" xmlns:o="urn:schemas-microsoft-com:office:office" xmlns:oel="http://schemas.microsoft.com/office/2019/extlst" xmlns:r="http://schemas.openxmlformats.org/officeDocument/2006/relationships" xmlns:m="http://schemas.openxmlformats.org/officeDocument/2006/math" xmlns:v="urn:schemas-microsoft-com:vml" xmlns:wp14="http://schemas.microsoft.com/office/word/2010/wordprocessingDrawing" xmlns:wp="http://schemas.openxmlformats.org/drawingml/2006/wordprocessingDrawing" xmlns:w10="urn:schemas-microsoft-com:office:word" xmlns:w="http://schemas.openxmlformats.org/wordprocessingml/2006/main" xmlns:w14="http://schemas.microsoft.com/office/word/2010/wordml" xmlns:w15="http://schemas.microsoft.com/office/word/2012/wordml" xmlns:w16cex="http://schemas.microsoft.com/office/word/2018/wordml/cex" xmlns:w16cid="http://schemas.microsoft.com/office/word/2016/wordml/cid" xmlns:w16="http://schemas.microsoft.com/office/word/2018/wordml" xmlns:w16sdtdh="http://schemas.microsoft.com/office/word/2020/wordml/sdtdatahash" xmlns:w16se="http://schemas.microsoft.com/office/word/2015/wordml/symex" xmlns:wpg="http://schemas.microsoft.com/office/word/2010/wordprocessingGroup" xmlns:wpi="http://schemas.microsoft.com/office/word/2010/wordprocessingInk" xmlns:wne="http://schemas.microsoft.com/office/word/2006/wordml" xmlns:wps="http://schemas.microsoft.com/office/word/2010/wordprocessingShape" mc:Ignorable="w14 w15 w16se w16cid w16 w16cex w16sdtdh wp14">
+  <w:p>
+    <w:pPr>
+      <w:pStyle w:val="Header"/>
+    </w:pPr>
+  </w:p>
+</w:hdr>
+</file>
+
+<file path=word/header3.xml><?xml version="1.0" encoding="utf-8"?>
+<w:hdr xmlns:wpc="http://schemas.microsoft.com/office/word/2010/wordprocessingCanvas" xmlns:cx="http://schemas.microsoft.com/office/drawing/2014/chartex" xmlns:cx1="http://schemas.microsoft.com/office/drawing/2015/9/8/chartex" xmlns:cx2="http://schemas.microsoft.com/office/drawing/2015/10/21/chartex" xmlns:cx3="http://schemas.microsoft.com/office/drawing/2016/5/9/chartex" xmlns:cx4="http://schemas.microsoft.com/office/drawing/2016/5/10/chartex" xmlns:cx5="http://schemas.microsoft.com/office/drawing/2016/5/11/chartex" xmlns:cx6="http://schemas.microsoft.com/office/drawing/2016/5/12/chartex" xmlns:cx7="http://schemas.microsoft.com/office/drawing/2016/5/13/chartex" xmlns:cx8="http://schemas.microsoft.com/office/drawing/2016/5/14/chartex" xmlns:mc="http://schemas.openxmlformats.org/markup-compatibility/2006" xmlns:aink="http://schemas.microsoft.com/office/drawing/2016/ink" xmlns:am3d="http://schemas.microsoft.com/office/drawing/2017/model3d" xmlns:o="urn:schemas-microsoft-com:office:office" xmlns:oel="http://schemas.microsoft.com/office/2019/extlst" xmlns:r="http://schemas.openxmlformats.org/officeDocument/2006/relationships" xmlns:m="http://schemas.openxmlformats.org/officeDocument/2006/math" xmlns:v="urn:schemas-microsoft-com:vml" xmlns:wp14="http://schemas.microsoft.com/office/word/2010/wordprocessingDrawing" xmlns:wp="http://schemas.openxmlformats.org/drawingml/2006/wordprocessingDrawing" xmlns:w10="urn:schemas-microsoft-com:office:word" xmlns:w="http://schemas.openxmlformats.org/wordprocessingml/2006/main" xmlns:w14="http://schemas.microsoft.com/office/word/2010/wordml" xmlns:w15="http://schemas.microsoft.com/office/word/2012/wordml" xmlns:w16cex="http://schemas.microsoft.com/office/word/2018/wordml/cex" xmlns:w16cid="http://schemas.microsoft.com/office/word/2016/wordml/cid" xmlns:w16="http://schemas.microsoft.com/office/word/2018/wordml" xmlns:w16sdtdh="http://schemas.microsoft.com/office/word/2020/wordml/sdtdatahash" xmlns:w16se="http://schemas.microsoft.com/office/word/2015/wordml/symex" xmlns:wpg="http://schemas.microsoft.com/office/word/2010/wordprocessingGroup" xmlns:wpi="http://schemas.microsoft.com/office/word/2010/wordprocessingInk" xmlns:wne="http://schemas.microsoft.com/office/word/2006/wordml" xmlns:wps="http://schemas.microsoft.com/office/word/2010/wordprocessingShape" mc:Ignorable="w14 w15 w16se w16cid w16 w16cex w16sdtdh wp14">
+  <w:p>
+    <w:pPr>
+      <w:pStyle w:val="Header"/>
+    </w:pPr>
+  </w:p>
+</w:hdr>
 </file>
 
 <file path=word/numbering.xml><?xml version="1.0" encoding="utf-8"?>
@@ -4870,6 +3814,7 @@
   <w:style w:type="character" w:default="1" w:styleId="DefaultParagraphFont">
     <w:name w:val="Default Paragraph Font"/>
     <w:uiPriority w:val="1"/>
+    <w:semiHidden/>
     <w:unhideWhenUsed/>
   </w:style>
   <w:style w:type="table" w:default="1" w:styleId="TableNormal">
